--- a/lain/322310015_Marcell Chandra Kenchana_TA.docx
+++ b/lain/322310015_Marcell Chandra Kenchana_TA.docx
@@ -4507,13 +4507,7 @@
         <w:t>Box</w:t>
       </w:r>
       <w:r>
-        <w:t>), sementara kasir di toko fisik harus melayani transaksi multi-satuan sekaligus, yakni grosir maupun eceran menggunakan satuan terkecil yang bervariasi (seperti Strip untuk obat atau Pcs untuk alat kesehatan). Pembatasan satuan besar pada saluran daring ini pada dasarnya dilatarbelakangi oleh karakteristik obat-obatan, yang lazim dikemas dalam jumlah besar sebelum dipecah menjadi satuan eceran saat dijual langsung di toko fisik. Karakteristik ini berbeda dari sebagian besar alat kesehatan, yang pada umumnya tidak memiliki tingkatan kemasan sehingga satuan pengemasan dan satuan jualnya bernilai sama</w:t>
-      </w:r>
-      <w:r>
-        <w:t>, sehingga</w:t>
-      </w:r>
-      <w:r>
-        <w:t xml:space="preserve"> penerapan aturan satuan besar pada saluran daring tidak serta-merta membebani pelanggan alat kesehatan untuk membeli dalam jumlah besar, karena satuan terkecil dari alat kesehatan itu sendiri sudah setara dengan satuan grosirnya. Meskipun aplikasi kasir fisik yang ada memiliki </w:t>
+        <w:t xml:space="preserve">), sementara kasir di toko fisik harus melayani transaksi multi-satuan sekaligus, yakni grosir maupun eceran menggunakan satuan terkecil yang bervariasi (seperti Strip untuk obat atau Pcs untuk alat kesehatan). Pembatasan satuan besar pada saluran daring ini pada dasarnya dilatarbelakangi oleh karakteristik obat-obatan, yang lazim dikemas dalam jumlah besar sebelum dipecah menjadi satuan eceran saat dijual langsung di toko fisik. Karakteristik ini berbeda dari sebagian besar alat kesehatan, yang pada umumnya tidak memiliki tingkatan kemasan sehingga satuan pengemasan dan satuan jualnya bernilai sama, sehingga penerapan aturan satuan besar pada saluran daring tidak serta-merta membebani pelanggan alat kesehatan untuk membeli dalam jumlah besar, karena satuan terkecil dari alat kesehatan itu sendiri sudah setara dengan satuan grosirnya. Meskipun aplikasi kasir fisik yang ada memiliki </w:t>
       </w:r>
       <w:r>
         <w:lastRenderedPageBreak/>
@@ -5487,7 +5481,7 @@
         <w:jc w:val="both"/>
       </w:pPr>
       <w:r>
-        <w:t>Dokumentasi perancangan sistem yang komprehensif, mencakup diagram alur proses, perancangan basis data, dan desain antarmuka pengguna.</w:t>
+        <w:t>Dokumentasi perancangan sistem yang lengkap, mencakup diagram alur proses, perancangan basis data, dan desain antarmuka pengguna.</w:t>
       </w:r>
     </w:p>
     <w:p>
@@ -6566,7 +6560,7 @@
               <w:contextualSpacing/>
             </w:pPr>
             <w:r>
-              <w:t xml:space="preserve">Berfokus pada ekosistem ritel skala makro. ZenCare membangun arsitektur </w:t>
+              <w:t xml:space="preserve">ZenCare membangun arsitektur </w:t>
             </w:r>
             <w:r>
               <w:rPr>
@@ -6576,7 +6570,16 @@
               <w:t>omnichannel</w:t>
             </w:r>
             <w:r>
-              <w:t xml:space="preserve"> mandiri khusus apotek, dengan penambahan algoritma konversi multi-satuan dan pelacakan FEFO</w:t>
+              <w:t xml:space="preserve"> mandiri</w:t>
+            </w:r>
+            <w:r>
+              <w:t xml:space="preserve"> </w:t>
+            </w:r>
+            <w:r>
+              <w:t>khusus alat kesehatan dan obat-obatan</w:t>
+            </w:r>
+            <w:r>
+              <w:t>, dengan penambahan algoritma konversi multi-satuan dan pelacakan FEFO</w:t>
             </w:r>
             <w:r>
               <w:t>.</w:t>
@@ -6866,7 +6869,10 @@
         <w:jc w:val="both"/>
       </w:pPr>
       <w:r>
-        <w:t xml:space="preserve">Pada hakikatnya, sistem informasi merupakan keterpaduan elemen-elemen yang saling bertautan untuk mentransformasikan data menjadi informasi yang berdaya guna. Sinergi antar komponen ini dirancang guna mendukung kegiatan operasional dan pemenuhan kebutuhan di dalam sebuah organisasi. Kehadiran kerangka kerja yang tertata dengan baik memungkinkan proses pemantauan maupun pengambilan keputusan berjalan lebih terarah. Lebih jauh lagi, integrasi dari berbagai elemen pendukung di dalamnya memastikan bahwa setiap input data diproses secara sistematis. Hasil pengolahan tersebut kemudian disajikan dalam bentuk keluaran yang akurat, sehingga pihak manajemen maupun pelaksana teknis dapat mengandalkannya sebagai pijakan dalam menjalankan aktivitas operasional sehari-hari </w:t>
+        <w:t>Sistem informasi, secara sederhana, adalah kumpulan komponen yang saling terkait untuk mengubah data mentah menjadi informasi yang bisa dipakai mengambil keputusan. Bukan sekadar kumpulan perangkat lunak. Elemen manusia, prosedur kerja, dan data itu sendiri sama-sama menjadi bagian dari satu kesatuan yang mendukung jalannya operasional organisasi. Ketika elemen-elemen ini tertata dengan baik, setiap input yang masuk dapat diproses secara sistematis hingga menghasilkan keluaran yang dapat diandalkan oleh manajemen maupun pelaksana teknis dalam aktivitas sehari-hari</w:t>
+      </w:r>
+      <w:r>
+        <w:t xml:space="preserve"> </w:t>
       </w:r>
       <w:r>
         <w:fldChar w:fldCharType="begin" w:fldLock="1"/>
@@ -6916,52 +6922,47 @@
         <w:jc w:val="both"/>
       </w:pPr>
       <w:r>
-        <w:t xml:space="preserve">Peralihan dari pencatatan konvensional menuju digitalisasi melahirkan konsep sistem informasi inventori. Kehadiran sistem ini bertujuan untuk mengelola data persediaan secara terkomputerisasi, terutama ketika metode konvensional </w:t>
-      </w:r>
-      <w:r>
+        <w:t>Kebutuhan mengelola stok secara lebih rapi mendorong lahirnya sistem informasi inventori, terutama pada organisasi yang sebelumnya masih mengandalkan lembar kerja spreadsheet atau bahkan catatan manual di buku.</w:t>
+      </w:r>
+      <w:r>
+        <w:t xml:space="preserve"> </w:t>
+      </w:r>
+      <w:r>
+        <w:t xml:space="preserve">Peralihan ke sistem terkomputerisasi membuat pengawasan ketersediaan barang menjadi lebih terstruktur, karena riwayat mutasi persediaan dapat dipantau kapan saja tanpa harus menelusuri catatan fisik satu per satu </w:t>
+      </w:r>
+      <w:r>
+        <w:fldChar w:fldCharType="begin" w:fldLock="1"/>
+      </w:r>
+      <w:r>
+        <w:instrText>ADDIN CSL_CITATION {"citationItems":[{"id":"ITEM-1","itemData":{"DOI":"10.58794/jekin.v4i2.705","abstract":"Klinik PT. Kencana Sawit Indonesia merupakan salah satu pusat pelayanan Kesehatan Masyarakat yang terletak di Nagari Sungai Kunyit, Kec. Sangir Balai Janggo, Kab. Solok Selatan, Prov. Sumatera Barat dimana klinik tersebut sudah melakukan pengelolaan persediaan obat dengan mencatat pada Software Microsoft Excel. Pencatatan dengan metode yang digunakan saat ini memiliki kendala terutama dalam pemberian obat ke pasien, sehingga ketidaksesuaian pencatatan dengan barangnya mengalamai kesenjangan antara stok obat dengan pencatatan obat yang keluar. Untuk mengatasi masalah tersebut diperlukan perancangan sistem persediaan obat yang lebih efektif, dan efisien untuk dapat digunakan pada Klink PT. Kencana Sawit Indonesia. Metode yang dipergunakan yaitu observasi, studi kepustakaan, Bahasa pemograman PHP, MySQL, database yang dijalankan pada Xampp. Dengan perancangan sistem informasi persediaan obat ini diharapkan mampu mengatasi permasalahan yang sering timbul dan membantu kegiatan pencatatan data obat agar lebih lancar, efisien dan efektif.","author":[{"dropping-particle":"","family":"Anggraini","given":"Silvia","non-dropping-particle":"","parse-names":false,"suffix":""},{"dropping-particle":"","family":"Syahputra","given":"M.","non-dropping-particle":"","parse-names":false,"suffix":""}],"container-title":"JEKIN (Jurnal Teknik Informatika)","id":"ITEM-1","issue":"2","issued":{"date-parts":[["2024"]]},"page":"82-87","title":"Perancangan Sistem Informasi Persediaan Obat pada PT. Kencana Sawit Indonesia Menggunakan PHP dan MySQL","type":"article-journal","volume":"4"},"uris":["http://www.mendeley.com/documents/?uuid=2b09d34e-eefb-41db-b618-03c4053d8f79"]}],"mendeley":{"formattedCitation":"(Anggraini &amp; Syahputra, 2024)","plainTextFormattedCitation":"(Anggraini &amp; Syahputra, 2024)","previouslyFormattedCitation":"(Anggraini &amp; Syahputra, 2024)"},"properties":{"noteIndex":0},"schema":"https://github.com/citation-style-language/schema/raw/master/csl-citation.json"}</w:instrText>
+      </w:r>
+      <w:r>
+        <w:fldChar w:fldCharType="separate"/>
+      </w:r>
+      <w:r>
+        <w:rPr>
+          <w:noProof/>
+        </w:rPr>
+        <w:t xml:space="preserve">(Anggraini &amp; Syahputra, </w:t>
+      </w:r>
+      <w:r>
+        <w:rPr>
+          <w:noProof/>
+        </w:rPr>
         <w:lastRenderedPageBreak/>
-        <w:t xml:space="preserve">seperti penggunaan lembar kerja </w:t>
-      </w:r>
-      <w:r>
-        <w:rPr>
-          <w:i/>
-          <w:iCs/>
-        </w:rPr>
-        <w:t>spreadsheet</w:t>
-      </w:r>
-      <w:r>
-        <w:t xml:space="preserve"> dinilai tidak lagi memadai. Dengan penerapan teknologi tersebut, pengawasan terhadap ketersediaan barang menjadi lebih terstruktur dan riwayat mutasinya sangat mudah dipantau. Langkah ini terbukti efektif untuk menekan secara signifikan risiko ketidaksesuaian antara catatan di atas kertas dengan jumlah fisik obat yang ada di rak penyimpanan. Pada akhirnya, otomasi pencatatan stok ini membantu pihak pengelola klinik atau apotek dalam meminimalkan kesalahan manusiawi (</w:t>
-      </w:r>
-      <w:r>
-        <w:rPr>
-          <w:i/>
-          <w:iCs/>
-        </w:rPr>
-        <w:t>human error</w:t>
-      </w:r>
-      <w:r>
-        <w:t xml:space="preserve">) sekaligus mempercepat proses validasi ketersediaan barang </w:t>
-      </w:r>
-      <w:r>
-        <w:fldChar w:fldCharType="begin" w:fldLock="1"/>
-      </w:r>
-      <w:r>
-        <w:instrText>ADDIN CSL_CITATION {"citationItems":[{"id":"ITEM-1","itemData":{"DOI":"10.58794/jekin.v4i2.705","abstract":"Klinik PT. Kencana Sawit Indonesia merupakan salah satu pusat pelayanan Kesehatan Masyarakat yang terletak di Nagari Sungai Kunyit, Kec. Sangir Balai Janggo, Kab. Solok Selatan, Prov. Sumatera Barat dimana klinik tersebut sudah melakukan pengelolaan persediaan obat dengan mencatat pada Software Microsoft Excel. Pencatatan dengan metode yang digunakan saat ini memiliki kendala terutama dalam pemberian obat ke pasien, sehingga ketidaksesuaian pencatatan dengan barangnya mengalamai kesenjangan antara stok obat dengan pencatatan obat yang keluar. Untuk mengatasi masalah tersebut diperlukan perancangan sistem persediaan obat yang lebih efektif, dan efisien untuk dapat digunakan pada Klink PT. Kencana Sawit Indonesia. Metode yang dipergunakan yaitu observasi, studi kepustakaan, Bahasa pemograman PHP, MySQL, database yang dijalankan pada Xampp. Dengan perancangan sistem informasi persediaan obat ini diharapkan mampu mengatasi permasalahan yang sering timbul dan membantu kegiatan pencatatan data obat agar lebih lancar, efisien dan efektif.","author":[{"dropping-particle":"","family":"Anggraini","given":"Silvia","non-dropping-particle":"","parse-names":false,"suffix":""},{"dropping-particle":"","family":"Syahputra","given":"M.","non-dropping-particle":"","parse-names":false,"suffix":""}],"container-title":"JEKIN (Jurnal Teknik Informatika)","id":"ITEM-1","issue":"2","issued":{"date-parts":[["2024"]]},"page":"82-87","title":"Perancangan Sistem Informasi Persediaan Obat pada PT. Kencana Sawit Indonesia Menggunakan PHP dan MySQL","type":"article-journal","volume":"4"},"uris":["http://www.mendeley.com/documents/?uuid=2b09d34e-eefb-41db-b618-03c4053d8f79"]}],"mendeley":{"formattedCitation":"(Anggraini &amp; Syahputra, 2024)","plainTextFormattedCitation":"(Anggraini &amp; Syahputra, 2024)","previouslyFormattedCitation":"(Anggraini &amp; Syahputra, 2024)"},"properties":{"noteIndex":0},"schema":"https://github.com/citation-style-language/schema/raw/master/csl-citation.json"}</w:instrText>
-      </w:r>
-      <w:r>
-        <w:fldChar w:fldCharType="separate"/>
-      </w:r>
-      <w:r>
-        <w:rPr>
-          <w:noProof/>
-        </w:rPr>
-        <w:t>(Anggraini &amp; Syahputra, 2024)</w:t>
+        <w:t>2024)</w:t>
       </w:r>
       <w:r>
         <w:fldChar w:fldCharType="end"/>
       </w:r>
       <w:r>
         <w:t>.</w:t>
+      </w:r>
+      <w:r>
+        <w:t xml:space="preserve"> </w:t>
+      </w:r>
+      <w:r>
+        <w:t>Manfaat ini terasa langsung pada operasional apotek atau klinik: selisih antara catatan di atas kertas dengan jumlah fisik obat di rak penyimpanan dapat ditekan, sekaligus mempercepat proses validasi ketersediaan barang saat dibutuhkan.</w:t>
       </w:r>
     </w:p>
     <w:p>
@@ -7000,7 +7001,7 @@
         <w:jc w:val="both"/>
       </w:pPr>
       <w:r>
-        <w:t xml:space="preserve">Dalam ranah pengelolaan fisik persediaan, kartu stok memegang peranan vital sebagai instrumen pencatatan historis yang merekam seluruh jejak pergerakan barang. Catatan ini secara rinci menunjukkan dinamika perubahan persediaan, mulai dari rekaman stok awal, kuantitas barang masuk, jumlah barang keluar, hingga kalkulasi sisa stok pasca-transaksi. Ketiadaan dokumentasi yang terstruktur sering kali memicu hilangnya jejak mutasi barang yang berujung pada selisih inventaris. Oleh karena itu, implementasi kartu stok memungkinkan penelusuran riwayat pergerakan barang menjadi jauh lebih akurat. Melalui metode pemantauan ini, setiap keping barang yang berpindah tangan akan selalu terdokumentasi dengan baik, sehingga pihak pengelola dapat memvalidasi ketersediaan fisik secara pasti kapan pun dibutuhkan </w:t>
+        <w:t xml:space="preserve">Kartu stok berfungsi sebagai instrumen pencatatan historis yang merekam seluruh jejak pergerakan barang, mulai dari stok awal, kuantitas masuk, jumlah keluar, hingga sisa stok setelah transaksi. Tanpa dokumentasi semacam ini, jejak mutasi barang mudah hilang dan berujung pada selisih inventaris yang sulit ditelusuri sumbernya. Penerapan kartu stok memungkinkan penelusuran riwayat pergerakan barang menjadi jauh lebih akurat, karena setiap unit barang yang berpindah tangan selalu terdokumentasi dan dapat divalidasi ketersediaan fisiknya kapan pun diperlukan </w:t>
       </w:r>
       <w:r>
         <w:fldChar w:fldCharType="begin" w:fldLock="1"/>
@@ -7080,11 +7081,7 @@
         <w:t>Pick-up in Store</w:t>
       </w:r>
       <w:r>
-        <w:t xml:space="preserve">), dengan jaminan bahwa persediaan yang ditampilkan di layar sinkron dengan fisik di lokasi. Melalui pemusatan data tersebut, tingkat ketersediaan stok fisik di berbagai saluran akan selalu terkoordinasi secara seketika </w:t>
-      </w:r>
-      <w:r>
-        <w:lastRenderedPageBreak/>
-        <w:t>(</w:t>
+        <w:t>), dengan jaminan bahwa persediaan yang ditampilkan di layar sinkron dengan fisik di lokasi. Melalui pemusatan data tersebut, tingkat ketersediaan stok fisik di berbagai saluran akan selalu terkoordinasi secara seketika (</w:t>
       </w:r>
       <w:r>
         <w:rPr>
@@ -7144,6 +7141,14 @@
       <w:r>
         <w:t>.</w:t>
       </w:r>
+    </w:p>
+    <w:p>
+      <w:pPr>
+        <w:spacing w:line="360" w:lineRule="auto"/>
+        <w:ind w:firstLine="720"/>
+        <w:contextualSpacing/>
+        <w:jc w:val="both"/>
+      </w:pPr>
     </w:p>
     <w:p>
       <w:pPr>
@@ -7162,6 +7167,7 @@
         <w:rPr>
           <w:i/>
         </w:rPr>
+        <w:lastRenderedPageBreak/>
         <w:t xml:space="preserve">First Expired First Out </w:t>
       </w:r>
       <w:r>
@@ -7177,7 +7183,13 @@
         <w:jc w:val="both"/>
       </w:pPr>
       <w:r>
-        <w:t xml:space="preserve">Pengelolaan persediaan untuk produk farmasi menuntut standar penanganan khusus guna memastikan keamanan dan kualitas obat yang dikonsumsi pengguna akhir. </w:t>
+        <w:t xml:space="preserve">Pengelolaan persediaan untuk produk farmasi menuntut standar penanganan khusus </w:t>
+      </w:r>
+      <w:r>
+        <w:t>dengan tujuan</w:t>
+      </w:r>
+      <w:r>
+        <w:t xml:space="preserve"> memastikan keamanan dan kualitas obat yang dikonsumsi pengguna akhir. </w:t>
       </w:r>
       <w:r>
         <w:rPr>
@@ -7287,17 +7299,7 @@
         <w:jc w:val="both"/>
       </w:pPr>
       <w:r>
-        <w:t xml:space="preserve">Perdagangan elektronik atau </w:t>
-      </w:r>
-      <w:r>
-        <w:rPr>
-          <w:i/>
-          <w:iCs/>
-        </w:rPr>
-        <w:t>e-commerce</w:t>
-      </w:r>
-      <w:r>
-        <w:t xml:space="preserve"> memfasilitasi aktivitas jual beli produk melalui pemanfaatan media digital dan infrastruktur internet. Platform ini tidak hanya dirancang untuk menyajikan katalog informasi produk kepada para pelanggan, tetapi sekaligus mendukung kelancaran seluruh proses pemesanan secara interaktif. Kehadiran etalase digital ini memberikan ruang bagi penyedia barang untuk menjangkau pembeli tanpa harus terhalang oleh batasan waktu dan lokasi geografis. Selain itu, sistem ini juga mengambil peran penting dalam pencatatan transaksi secara daring, memastikan setiap pesanan pelanggan terekam dengan jelas beserta rincian kuantitas produk yang dipilih. Dengan alur yang serba otomatis tersebut, pengalaman bertransaksi antara pihak penjual dan pembeli menjadi jauh lebih terstruktur dan terdokumentasi </w:t>
+        <w:t xml:space="preserve">E-commerce memfasilitasi jual beli produk lewat media digital dan infrastruktur internet. Bukan hanya menyajikan katalog produk, platform ini juga mendukung seluruh proses pemesanan secara interaktif, dari pemilihan barang sampai konfirmasi pembayaran. Kehadiran etalase digital memberi ruang bagi penjual untuk menjangkau pembeli tanpa terhalang batasan waktu maupun lokasi geografis. Peran e-commerce tidak berhenti di situ, sistem ini juga mencatat setiap transaksi secara daring dengan rincian kuantitas produk yang dipilih, sehingga proses jual beli menjadi lebih terstruktur dan mudah ditelusuri kembali </w:t>
       </w:r>
       <w:r>
         <w:fldChar w:fldCharType="begin" w:fldLock="1"/>
@@ -7320,6 +7322,70 @@
       <w:r>
         <w:t>.</w:t>
       </w:r>
+    </w:p>
+    <w:p>
+      <w:pPr>
+        <w:spacing w:line="360" w:lineRule="auto"/>
+        <w:ind w:firstLine="720"/>
+        <w:contextualSpacing/>
+        <w:jc w:val="both"/>
+      </w:pPr>
+    </w:p>
+    <w:p>
+      <w:pPr>
+        <w:spacing w:line="360" w:lineRule="auto"/>
+        <w:ind w:firstLine="720"/>
+        <w:contextualSpacing/>
+        <w:jc w:val="both"/>
+      </w:pPr>
+    </w:p>
+    <w:p>
+      <w:pPr>
+        <w:spacing w:line="360" w:lineRule="auto"/>
+        <w:ind w:firstLine="720"/>
+        <w:contextualSpacing/>
+        <w:jc w:val="both"/>
+      </w:pPr>
+    </w:p>
+    <w:p>
+      <w:pPr>
+        <w:spacing w:line="360" w:lineRule="auto"/>
+        <w:ind w:firstLine="720"/>
+        <w:contextualSpacing/>
+        <w:jc w:val="both"/>
+      </w:pPr>
+    </w:p>
+    <w:p>
+      <w:pPr>
+        <w:spacing w:line="360" w:lineRule="auto"/>
+        <w:ind w:firstLine="720"/>
+        <w:contextualSpacing/>
+        <w:jc w:val="both"/>
+      </w:pPr>
+    </w:p>
+    <w:p>
+      <w:pPr>
+        <w:spacing w:line="360" w:lineRule="auto"/>
+        <w:ind w:firstLine="720"/>
+        <w:contextualSpacing/>
+        <w:jc w:val="both"/>
+      </w:pPr>
+    </w:p>
+    <w:p>
+      <w:pPr>
+        <w:spacing w:line="360" w:lineRule="auto"/>
+        <w:ind w:firstLine="720"/>
+        <w:contextualSpacing/>
+        <w:jc w:val="both"/>
+      </w:pPr>
+    </w:p>
+    <w:p>
+      <w:pPr>
+        <w:spacing w:line="360" w:lineRule="auto"/>
+        <w:ind w:firstLine="720"/>
+        <w:contextualSpacing/>
+        <w:jc w:val="both"/>
+      </w:pPr>
     </w:p>
     <w:p>
       <w:pPr>
@@ -7354,17 +7420,7 @@
         <w:jc w:val="both"/>
       </w:pPr>
       <w:r>
-        <w:t xml:space="preserve">Sebagai fasilitas kelengkapan transaksi luring, terminal </w:t>
-      </w:r>
-      <w:r>
-        <w:rPr>
-          <w:i/>
-          <w:iCs/>
-        </w:rPr>
-        <w:t>Point of Sale</w:t>
-      </w:r>
-      <w:r>
-        <w:t xml:space="preserve"> (POS) berfungsi menangani proses penjualan tatap muka secara terkomputerisasi dan ringkas. Keberadaan sistem kasir ini memastikan bahwa setiap pencatatan transaksi di lokasi fisik dapat dieksekusi secara sistematis, meminimalisasi potensi antrean panjang maupun kesalahan hitung. Di dalam ekosistem pengelolaan yang terintegrasi, transaksi yang diproses melalui mesin POS ini pada gilirannya akan langsung menghasilkan penyesuaian terhadap jumlah persediaan barang utama. Setiap kali struk atau bukti bayar diterbitkan, sistem di balik layar akan secara otomatis memotong kuantitas stok yang tersimpan di basis data. Hal ini membuat operasional harian apotek atau toko menjadi jauh lebih efisien karena riwayat penjualan dan sisa barang selalu sinkron dalam satu waktu </w:t>
+        <w:t xml:space="preserve">Terminal Point of Sale (POS) menangani transaksi tatap muka secara terkomputerisasi. Setiap pencatatan di lokasi fisik dapat dieksekusi lebih cepat dan lebih sedikit salah hitung dibanding pencatatan manual. Yang membuat POS relevan bagi sistem yang saling terintegrasi adalah efeknya terhadap persediaan: begitu struk atau bukti bayar diterbitkan, kuantitas stok di basis data otomatis terpotong tanpa perlu campur tangan admin secara manual </w:t>
       </w:r>
       <w:r>
         <w:fldChar w:fldCharType="begin" w:fldLock="1"/>
@@ -7386,6 +7442,9 @@
       </w:r>
       <w:r>
         <w:t>.</w:t>
+      </w:r>
+      <w:r>
+        <w:t xml:space="preserve"> Riwayat penjualan dan sisa barang pun tetap sinkron dalam satu waktu, sesuatu yang sulit dicapai jika pencatatan kasir dan pencatatan gudang berjalan terpisah.</w:t>
       </w:r>
     </w:p>
     <w:p>
@@ -7416,86 +7475,16 @@
         <w:rPr>
           <w:noProof/>
         </w:rPr>
-        <w:drawing>
-          <wp:anchor distT="0" distB="0" distL="114300" distR="114300" simplePos="0" relativeHeight="252025856" behindDoc="0" locked="0" layoutInCell="1" allowOverlap="1" wp14:anchorId="16A21E2B" wp14:editId="38C65A0C">
-            <wp:simplePos x="0" y="0"/>
-            <wp:positionH relativeFrom="column">
-              <wp:posOffset>-106680</wp:posOffset>
-            </wp:positionH>
-            <wp:positionV relativeFrom="paragraph">
-              <wp:posOffset>3436620</wp:posOffset>
-            </wp:positionV>
-            <wp:extent cx="5358765" cy="1409700"/>
-            <wp:effectExtent l="0" t="0" r="0" b="0"/>
-            <wp:wrapTopAndBottom/>
-            <wp:docPr id="3" name="Picture 3" descr="Metode RAD: Tahapan, Kelebihan dan Kekurangan - DosenIT.com"/>
-            <wp:cNvGraphicFramePr>
-              <a:graphicFrameLocks xmlns:a="http://schemas.openxmlformats.org/drawingml/2006/main" noChangeAspect="1"/>
-            </wp:cNvGraphicFramePr>
-            <a:graphic xmlns:a="http://schemas.openxmlformats.org/drawingml/2006/main">
-              <a:graphicData uri="http://schemas.openxmlformats.org/drawingml/2006/picture">
-                <pic:pic xmlns:pic="http://schemas.openxmlformats.org/drawingml/2006/picture">
-                  <pic:nvPicPr>
-                    <pic:cNvPr id="0" name="Picture 1" descr="Metode RAD: Tahapan, Kelebihan dan Kekurangan - DosenIT.com"/>
-                    <pic:cNvPicPr>
-                      <a:picLocks noChangeAspect="1" noChangeArrowheads="1"/>
-                    </pic:cNvPicPr>
-                  </pic:nvPicPr>
-                  <pic:blipFill rotWithShape="1">
-                    <a:blip r:embed="rId31">
-                      <a:extLst>
-                        <a:ext uri="{28A0092B-C50C-407E-A947-70E740481C1C}">
-                          <a14:useLocalDpi xmlns:a14="http://schemas.microsoft.com/office/drawing/2010/main" val="0"/>
-                        </a:ext>
-                      </a:extLst>
-                    </a:blip>
-                    <a:srcRect t="26819" r="452" b="23732"/>
-                    <a:stretch/>
-                  </pic:blipFill>
-                  <pic:spPr bwMode="auto">
-                    <a:xfrm>
-                      <a:off x="0" y="0"/>
-                      <a:ext cx="5358765" cy="1409700"/>
-                    </a:xfrm>
-                    <a:prstGeom prst="rect">
-                      <a:avLst/>
-                    </a:prstGeom>
-                    <a:noFill/>
-                    <a:ln>
-                      <a:noFill/>
-                    </a:ln>
-                    <a:extLst>
-                      <a:ext uri="{53640926-AAD7-44D8-BBD7-CCE9431645EC}">
-                        <a14:shadowObscured xmlns:a14="http://schemas.microsoft.com/office/drawing/2010/main"/>
-                      </a:ext>
-                    </a:extLst>
-                  </pic:spPr>
-                </pic:pic>
-              </a:graphicData>
-            </a:graphic>
-            <wp14:sizeRelH relativeFrom="margin">
-              <wp14:pctWidth>0</wp14:pctWidth>
-            </wp14:sizeRelH>
-            <wp14:sizeRelV relativeFrom="margin">
-              <wp14:pctHeight>0</wp14:pctHeight>
-            </wp14:sizeRelV>
-          </wp:anchor>
-        </w:drawing>
-      </w:r>
-      <w:r>
-        <w:rPr>
-          <w:noProof/>
-        </w:rPr>
         <mc:AlternateContent>
           <mc:Choice Requires="wps">
             <w:drawing>
-              <wp:anchor distT="0" distB="0" distL="114300" distR="114300" simplePos="0" relativeHeight="252028928" behindDoc="0" locked="0" layoutInCell="1" allowOverlap="1" wp14:anchorId="1012DC49" wp14:editId="1F5861A3">
+              <wp:anchor distT="0" distB="0" distL="114300" distR="114300" simplePos="0" relativeHeight="252028928" behindDoc="0" locked="0" layoutInCell="1" allowOverlap="1" wp14:anchorId="1012DC49" wp14:editId="19F2FA66">
                 <wp:simplePos x="0" y="0"/>
                 <wp:positionH relativeFrom="column">
                   <wp:posOffset>20320</wp:posOffset>
                 </wp:positionH>
                 <wp:positionV relativeFrom="paragraph">
-                  <wp:posOffset>4950460</wp:posOffset>
+                  <wp:posOffset>4906645</wp:posOffset>
                 </wp:positionV>
                 <wp:extent cx="5039360" cy="635"/>
                 <wp:effectExtent l="0" t="0" r="8890" b="0"/>
@@ -7526,7 +7515,6 @@
                           <w:p>
                             <w:pPr>
                               <w:pStyle w:val="Caption"/>
-                              <w:spacing w:after="0"/>
                               <w:rPr>
                                 <w:rFonts w:eastAsia="Times New Roman" w:cs="Times New Roman"/>
                                 <w:sz w:val="24"/>
@@ -7583,13 +7571,12 @@
                 <v:stroke joinstyle="miter"/>
                 <v:path gradientshapeok="t" o:connecttype="rect"/>
               </v:shapetype>
-              <v:shape id="Text Box 5" o:spid="_x0000_s1026" type="#_x0000_t202" style="position:absolute;left:0;text-align:left;margin-left:1.6pt;margin-top:389.8pt;width:396.8pt;height:.05pt;z-index:252028928;visibility:visible;mso-wrap-style:square;mso-wrap-distance-left:9pt;mso-wrap-distance-top:0;mso-wrap-distance-right:9pt;mso-wrap-distance-bottom:0;mso-position-horizontal:absolute;mso-position-horizontal-relative:text;mso-position-vertical:absolute;mso-position-vertical-relative:text;v-text-anchor:top" o:gfxdata="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" stroked="f">
+              <v:shape id="Text Box 5" o:spid="_x0000_s1026" type="#_x0000_t202" style="position:absolute;left:0;text-align:left;margin-left:1.6pt;margin-top:386.35pt;width:396.8pt;height:.05pt;z-index:252028928;visibility:visible;mso-wrap-style:square;mso-wrap-distance-left:9pt;mso-wrap-distance-top:0;mso-wrap-distance-right:9pt;mso-wrap-distance-bottom:0;mso-position-horizontal:absolute;mso-position-horizontal-relative:text;mso-position-vertical:absolute;mso-position-vertical-relative:text;v-text-anchor:top" o:gfxdata="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" stroked="f">
                 <v:textbox style="mso-fit-shape-to-text:t" inset="0,0,0,0">
                   <w:txbxContent>
                     <w:p>
                       <w:pPr>
                         <w:pStyle w:val="Caption"/>
-                        <w:spacing w:after="0"/>
                         <w:rPr>
                           <w:rFonts w:eastAsia="Times New Roman" w:cs="Times New Roman"/>
                           <w:sz w:val="24"/>
@@ -7635,6 +7622,76 @@
         </mc:AlternateContent>
       </w:r>
       <w:r>
+        <w:rPr>
+          <w:noProof/>
+        </w:rPr>
+        <w:drawing>
+          <wp:anchor distT="0" distB="0" distL="114300" distR="114300" simplePos="0" relativeHeight="252025856" behindDoc="0" locked="0" layoutInCell="1" allowOverlap="1" wp14:anchorId="16A21E2B" wp14:editId="6851B895">
+            <wp:simplePos x="0" y="0"/>
+            <wp:positionH relativeFrom="column">
+              <wp:posOffset>-335280</wp:posOffset>
+            </wp:positionH>
+            <wp:positionV relativeFrom="paragraph">
+              <wp:posOffset>3359785</wp:posOffset>
+            </wp:positionV>
+            <wp:extent cx="5756910" cy="1514475"/>
+            <wp:effectExtent l="0" t="0" r="0" b="9525"/>
+            <wp:wrapTopAndBottom/>
+            <wp:docPr id="3" name="Picture 3" descr="Metode RAD: Tahapan, Kelebihan dan Kekurangan - DosenIT.com"/>
+            <wp:cNvGraphicFramePr>
+              <a:graphicFrameLocks xmlns:a="http://schemas.openxmlformats.org/drawingml/2006/main" noChangeAspect="1"/>
+            </wp:cNvGraphicFramePr>
+            <a:graphic xmlns:a="http://schemas.openxmlformats.org/drawingml/2006/main">
+              <a:graphicData uri="http://schemas.openxmlformats.org/drawingml/2006/picture">
+                <pic:pic xmlns:pic="http://schemas.openxmlformats.org/drawingml/2006/picture">
+                  <pic:nvPicPr>
+                    <pic:cNvPr id="0" name="Picture 1" descr="Metode RAD: Tahapan, Kelebihan dan Kekurangan - DosenIT.com"/>
+                    <pic:cNvPicPr>
+                      <a:picLocks noChangeAspect="1" noChangeArrowheads="1"/>
+                    </pic:cNvPicPr>
+                  </pic:nvPicPr>
+                  <pic:blipFill rotWithShape="1">
+                    <a:blip r:embed="rId31">
+                      <a:extLst>
+                        <a:ext uri="{28A0092B-C50C-407E-A947-70E740481C1C}">
+                          <a14:useLocalDpi xmlns:a14="http://schemas.microsoft.com/office/drawing/2010/main" val="0"/>
+                        </a:ext>
+                      </a:extLst>
+                    </a:blip>
+                    <a:srcRect t="26819" r="452" b="23732"/>
+                    <a:stretch/>
+                  </pic:blipFill>
+                  <pic:spPr bwMode="auto">
+                    <a:xfrm>
+                      <a:off x="0" y="0"/>
+                      <a:ext cx="5756910" cy="1514475"/>
+                    </a:xfrm>
+                    <a:prstGeom prst="rect">
+                      <a:avLst/>
+                    </a:prstGeom>
+                    <a:noFill/>
+                    <a:ln>
+                      <a:noFill/>
+                    </a:ln>
+                    <a:extLst>
+                      <a:ext uri="{53640926-AAD7-44D8-BBD7-CCE9431645EC}">
+                        <a14:shadowObscured xmlns:a14="http://schemas.microsoft.com/office/drawing/2010/main"/>
+                      </a:ext>
+                    </a:extLst>
+                  </pic:spPr>
+                </pic:pic>
+              </a:graphicData>
+            </a:graphic>
+            <wp14:sizeRelH relativeFrom="margin">
+              <wp14:pctWidth>0</wp14:pctWidth>
+            </wp14:sizeRelH>
+            <wp14:sizeRelV relativeFrom="margin">
+              <wp14:pctHeight>0</wp14:pctHeight>
+            </wp14:sizeRelV>
+          </wp:anchor>
+        </w:drawing>
+      </w:r>
+      <w:r>
         <w:t xml:space="preserve">Dalam proses pengembangan perangkat lunak ini, penulis </w:t>
       </w:r>
       <w:r>
@@ -7741,6 +7798,31 @@
       <w:r>
         <w:t>.</w:t>
       </w:r>
+      <w:bookmarkStart w:id="26" w:name="_Toc239341841"/>
+    </w:p>
+    <w:p>
+      <w:pPr>
+        <w:pStyle w:val="Heading2"/>
+        <w:spacing w:before="0" w:after="0" w:line="360" w:lineRule="auto"/>
+        <w:contextualSpacing/>
+        <w:jc w:val="both"/>
+      </w:pPr>
+    </w:p>
+    <w:p>
+      <w:pPr>
+        <w:pStyle w:val="Heading2"/>
+        <w:spacing w:before="0" w:after="0" w:line="360" w:lineRule="auto"/>
+        <w:contextualSpacing/>
+        <w:jc w:val="both"/>
+      </w:pPr>
+    </w:p>
+    <w:p>
+      <w:pPr>
+        <w:pStyle w:val="Heading2"/>
+        <w:spacing w:before="0" w:after="0" w:line="360" w:lineRule="auto"/>
+        <w:contextualSpacing/>
+        <w:jc w:val="both"/>
+      </w:pPr>
     </w:p>
     <w:p>
       <w:pPr>
@@ -7758,7 +7840,6 @@
         <w:lastRenderedPageBreak/>
         <w:t xml:space="preserve"> </w:t>
       </w:r>
-      <w:bookmarkStart w:id="26" w:name="_Toc239341841"/>
       <w:r>
         <w:t>PHP</w:t>
       </w:r>
@@ -7775,17 +7856,7 @@
         <w:jc w:val="both"/>
       </w:pPr>
       <w:r>
-        <w:t>Pembangunan arsitektur aplikasi web yang dinamis tidak terlepas dari peran bahasa pemrograman serta sistem manajemen basis data relasional. Pada ekosistem ini, PHP memegang kendali sebagai bahasa pemrograman di sisi peladen (</w:t>
-      </w:r>
-      <w:r>
-        <w:rPr>
-          <w:i/>
-          <w:iCs/>
-        </w:rPr>
-        <w:t>server-side</w:t>
-      </w:r>
-      <w:r>
-        <w:t xml:space="preserve">) yang bertugas memproses logika komputasi aplikasi secara utuh. Fungsi utamanya mencakup penerjemahan instruksi dari antarmuka pengguna hingga menjembatani jalur komunikasi menuju pusat data. Sementara itu, MySQL difungsikan sebagai perangkat lunak pengelola basis data yang berperan penting dalam menyimpan, mengatur, serta merelasikan tumpukan informasi secara terstruktur. Kolaborasi antara kedua teknologi ini memastikan bahwa setiap manipulasi data persediaan, mulai dari penambahan, pembaruan, hingga pemotongan stok, dapat dikelola secara responsif, aman, dan dapat diandalkan </w:t>
+        <w:t xml:space="preserve">Pembangunan aplikasi web yang dinamis membutuhkan bahasa pemrograman sekaligus sistem manajemen basis data relasional yang saling mendukung. PHP berperan sebagai bahasa pemrograman sisi peladen (server-side) yang memproses logika komputasi aplikasi, menerjemahkan instruksi dari antarmuka pengguna hingga menjembatani komunikasi menuju basis data. MySQL, di sisi lain, berfungsi menyimpan, mengatur, dan merelasikan data secara terstruktur. Kombinasi keduanya memungkinkan setiap manipulasi data persediaan, penambahan, pembaruan, maupun pemotongan stok, berjalan responsif dan dapat diandalkan </w:t>
       </w:r>
       <w:r>
         <w:fldChar w:fldCharType="begin" w:fldLock="1"/>
@@ -7865,7 +7936,13 @@
         <w:t>Sandbox</w:t>
       </w:r>
       <w:r>
-        <w:t xml:space="preserve"> guna memastikan keamanannya sebelum diluncurkan untuk publik </w:t>
+        <w:t xml:space="preserve"> </w:t>
+      </w:r>
+      <w:r>
+        <w:t>untuk</w:t>
+      </w:r>
+      <w:r>
+        <w:t xml:space="preserve"> memastikan keamanannya sebelum diluncurkan untuk publik </w:t>
       </w:r>
       <w:r>
         <w:fldChar w:fldCharType="begin" w:fldLock="1"/>
@@ -7888,6 +7965,30 @@
       <w:r>
         <w:t>.</w:t>
       </w:r>
+    </w:p>
+    <w:p>
+      <w:pPr>
+        <w:spacing w:line="360" w:lineRule="auto"/>
+        <w:ind w:firstLine="720"/>
+        <w:contextualSpacing/>
+        <w:jc w:val="both"/>
+      </w:pPr>
+    </w:p>
+    <w:p>
+      <w:pPr>
+        <w:spacing w:line="360" w:lineRule="auto"/>
+        <w:ind w:firstLine="720"/>
+        <w:contextualSpacing/>
+        <w:jc w:val="both"/>
+      </w:pPr>
+    </w:p>
+    <w:p>
+      <w:pPr>
+        <w:spacing w:line="360" w:lineRule="auto"/>
+        <w:ind w:firstLine="720"/>
+        <w:contextualSpacing/>
+        <w:jc w:val="both"/>
+      </w:pPr>
     </w:p>
     <w:p>
       <w:pPr>
@@ -7979,13 +8080,13 @@
         <mc:AlternateContent>
           <mc:Choice Requires="wps">
             <w:drawing>
-              <wp:anchor distT="0" distB="0" distL="114300" distR="114300" simplePos="0" relativeHeight="252030976" behindDoc="0" locked="0" layoutInCell="1" allowOverlap="1" wp14:anchorId="71A74A18" wp14:editId="7234C635">
+              <wp:anchor distT="0" distB="0" distL="114300" distR="114300" simplePos="0" relativeHeight="252030976" behindDoc="0" locked="0" layoutInCell="1" allowOverlap="1" wp14:anchorId="71A74A18" wp14:editId="440E90D6">
                 <wp:simplePos x="0" y="0"/>
                 <wp:positionH relativeFrom="column">
-                  <wp:posOffset>55245</wp:posOffset>
+                  <wp:posOffset>217170</wp:posOffset>
                 </wp:positionH>
                 <wp:positionV relativeFrom="paragraph">
-                  <wp:posOffset>6289675</wp:posOffset>
+                  <wp:posOffset>5916295</wp:posOffset>
                 </wp:positionV>
                 <wp:extent cx="5039360" cy="635"/>
                 <wp:effectExtent l="0" t="0" r="8890" b="0"/>
@@ -8069,7 +8170,7 @@
           </mc:Choice>
           <mc:Fallback>
             <w:pict>
-              <v:shape w14:anchorId="71A74A18" id="Text Box 7" o:spid="_x0000_s1027" type="#_x0000_t202" style="position:absolute;left:0;text-align:left;margin-left:4.35pt;margin-top:495.25pt;width:396.8pt;height:.05pt;z-index:252030976;visibility:visible;mso-wrap-style:square;mso-wrap-distance-left:9pt;mso-wrap-distance-top:0;mso-wrap-distance-right:9pt;mso-wrap-distance-bottom:0;mso-position-horizontal:absolute;mso-position-horizontal-relative:text;mso-position-vertical:absolute;mso-position-vertical-relative:text;v-text-anchor:top" o:gfxdata="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" stroked="f">
+              <v:shape w14:anchorId="71A74A18" id="Text Box 7" o:spid="_x0000_s1027" type="#_x0000_t202" style="position:absolute;left:0;text-align:left;margin-left:17.1pt;margin-top:465.85pt;width:396.8pt;height:.05pt;z-index:252030976;visibility:visible;mso-wrap-style:square;mso-wrap-distance-left:9pt;mso-wrap-distance-top:0;mso-wrap-distance-right:9pt;mso-wrap-distance-bottom:0;mso-position-horizontal:absolute;mso-position-horizontal-relative:text;mso-position-vertical:absolute;mso-position-vertical-relative:text;v-text-anchor:top" o:gfxdata="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" stroked="f">
                 <v:textbox style="mso-fit-shape-to-text:t" inset="0,0,0,0">
                   <w:txbxContent>
                     <w:p>
@@ -8125,16 +8226,16 @@
           <w:noProof/>
         </w:rPr>
         <w:drawing>
-          <wp:anchor distT="0" distB="0" distL="114300" distR="114300" simplePos="0" relativeHeight="252023808" behindDoc="0" locked="0" layoutInCell="1" allowOverlap="1" wp14:anchorId="22D32470" wp14:editId="3BA91E7B">
+          <wp:anchor distT="0" distB="0" distL="114300" distR="114300" simplePos="0" relativeHeight="252023808" behindDoc="0" locked="0" layoutInCell="1" allowOverlap="1" wp14:anchorId="22D32470" wp14:editId="1D1DD043">
             <wp:simplePos x="0" y="0"/>
             <wp:positionH relativeFrom="column">
-              <wp:posOffset>55245</wp:posOffset>
+              <wp:posOffset>598170</wp:posOffset>
             </wp:positionH>
             <wp:positionV relativeFrom="paragraph">
-              <wp:posOffset>2933065</wp:posOffset>
+              <wp:posOffset>2857500</wp:posOffset>
             </wp:positionV>
-            <wp:extent cx="4951095" cy="3298190"/>
-            <wp:effectExtent l="0" t="0" r="1905" b="0"/>
+            <wp:extent cx="4038600" cy="2933700"/>
+            <wp:effectExtent l="0" t="0" r="0" b="0"/>
             <wp:wrapTopAndBottom/>
             <wp:docPr id="4" name="Picture 4" descr="UML diagram types: structure and behavior diagrams (14 examples)"/>
             <wp:cNvGraphicFramePr>
@@ -8157,13 +8258,13 @@
                         </a:ext>
                       </a:extLst>
                     </a:blip>
-                    <a:srcRect l="12274" t="6704" r="11806" b="3301"/>
+                    <a:srcRect l="18258" t="9368" r="17907" b="8065"/>
                     <a:stretch/>
                   </pic:blipFill>
                   <pic:spPr bwMode="auto">
                     <a:xfrm>
                       <a:off x="0" y="0"/>
-                      <a:ext cx="4951095" cy="3298190"/>
+                      <a:ext cx="4038600" cy="2933700"/>
                     </a:xfrm>
                     <a:prstGeom prst="rect">
                       <a:avLst/>
@@ -8194,27 +8295,7 @@
         <w:t xml:space="preserve"> </w:t>
       </w:r>
       <w:r>
-        <w:t xml:space="preserve">Tahapan perancangan arsitektur sistem membutuhkan bahasa pemodelan visual yang terstandarisasi, yakni </w:t>
-      </w:r>
-      <w:r>
-        <w:rPr>
-          <w:i/>
-          <w:iCs/>
-        </w:rPr>
-        <w:t>Unified Modeling Language</w:t>
-      </w:r>
-      <w:r>
-        <w:t xml:space="preserve"> (UML). Alat ini berfungsi membantu para pengembang dalam memvisualisasikan, mendefinisikan spesifikasi, hingga mendokumentasikan cetak biru perancangan perangkat lunak secara utuh. Tanpa adanya pemodelan yang jelas, proses penerjemahan kebutuhan bisnis ke dalam bentuk kode teknis rentan mengalami bias interpretasi. Melalui penggambaran berbagai diagram spesifik, seperti </w:t>
-      </w:r>
-      <w:r>
-        <w:rPr>
-          <w:i/>
-          <w:iCs/>
-        </w:rPr>
-        <w:t>Use Case Diagram</w:t>
-      </w:r>
-      <w:r>
-        <w:t xml:space="preserve"> maupun diagram aktivitas, alur interaksi antara aktor pengguna dengan sistem dapat dipetakan dengan sangat terperinci. Hasil pemetaan visual inilah yang nantinya menjadi panduan baku dalam merangkai struktur basis data serta logika antarmuka agar sistem yang dibangun sesuai dengan tujuan awal </w:t>
+        <w:t xml:space="preserve">Perancangan arsitektur sistem membutuhkan bahasa pemodelan visual yang terstandarisasi, yakni Unified Modeling Language (UML), untuk membantu pengembang memvisualisasikan, mendefinisikan spesifikasi, dan mendokumentasikan cetak biru perangkat lunak. Tanpa pemodelan yang jelas, penerjemahan kebutuhan bisnis ke dalam kode teknis rawan salah tafsir antara pengembang dan pengguna. Melalui diagram-diagram spesifik seperti use case diagram maupun activity diagram, alur interaksi antara aktor pengguna dengan sistem dapat dipetakan secara rinci, hasil pemetaan inilah yang kemudian menjadi acuan dalam merancang struktur basis data serta logika antarmuka agar sistem yang dibangun sesuai dengan kebutuhan yang sudah dianalisis sebelumnya </w:t>
       </w:r>
       <w:r>
         <w:fldChar w:fldCharType="begin" w:fldLock="1"/>
@@ -8234,6 +8315,62 @@
       <w:r>
         <w:fldChar w:fldCharType="end"/>
       </w:r>
+    </w:p>
+    <w:p>
+      <w:pPr>
+        <w:spacing w:line="360" w:lineRule="auto"/>
+        <w:ind w:firstLine="720"/>
+        <w:contextualSpacing/>
+        <w:jc w:val="both"/>
+      </w:pPr>
+    </w:p>
+    <w:p>
+      <w:pPr>
+        <w:spacing w:line="360" w:lineRule="auto"/>
+        <w:ind w:firstLine="720"/>
+        <w:contextualSpacing/>
+        <w:jc w:val="both"/>
+      </w:pPr>
+    </w:p>
+    <w:p>
+      <w:pPr>
+        <w:spacing w:line="360" w:lineRule="auto"/>
+        <w:ind w:firstLine="720"/>
+        <w:contextualSpacing/>
+        <w:jc w:val="both"/>
+      </w:pPr>
+    </w:p>
+    <w:p>
+      <w:pPr>
+        <w:spacing w:line="360" w:lineRule="auto"/>
+        <w:ind w:firstLine="720"/>
+        <w:contextualSpacing/>
+        <w:jc w:val="both"/>
+      </w:pPr>
+    </w:p>
+    <w:p>
+      <w:pPr>
+        <w:spacing w:line="360" w:lineRule="auto"/>
+        <w:ind w:firstLine="720"/>
+        <w:contextualSpacing/>
+        <w:jc w:val="both"/>
+      </w:pPr>
+    </w:p>
+    <w:p>
+      <w:pPr>
+        <w:spacing w:line="360" w:lineRule="auto"/>
+        <w:ind w:firstLine="720"/>
+        <w:contextualSpacing/>
+        <w:jc w:val="both"/>
+      </w:pPr>
+    </w:p>
+    <w:p>
+      <w:pPr>
+        <w:spacing w:line="360" w:lineRule="auto"/>
+        <w:ind w:firstLine="720"/>
+        <w:contextualSpacing/>
+        <w:jc w:val="both"/>
+      </w:pPr>
       <w:r>
         <w:t xml:space="preserve"> </w:t>
       </w:r>
@@ -8407,7 +8544,10 @@
         <w:jc w:val="both"/>
       </w:pPr>
       <w:r>
-        <w:t>Fase awal ini bertujuan untuk menggali informasi secara mendalam mengenai proses operasional di ZenCare Medical. Tujuannya adalah memetakan kendala nyata di lapangan dan merumuskan kebutuhan fungsional sistem secara akurat. Proses ini menekankan diskusi langsung dengan pihak toko agar ruang lingkup pengembangan sistem menjadi lebih terarah</w:t>
+        <w:t>Fase awal ini bertujuan untuk menggali informasi mengenai proses operasional di ZenCare Medical secara langsung dari lapangan</w:t>
+      </w:r>
+      <w:r>
+        <w:t>. Tujuannya adalah memetakan kendala nyata di lapangan dan merumuskan kebutuhan fungsional sistem secara akurat. Proses ini menekankan diskusi langsung dengan pihak toko agar ruang lingkup pengembangan sistem menjadi lebih terarah</w:t>
       </w:r>
       <w:r>
         <w:t>:</w:t>
@@ -8629,7 +8769,7 @@
         </w:rPr>
         <w:lastRenderedPageBreak/>
         <w:drawing>
-          <wp:anchor distT="0" distB="0" distL="114300" distR="114300" simplePos="0" relativeHeight="252032000" behindDoc="0" locked="0" layoutInCell="1" allowOverlap="1" wp14:anchorId="0AD5FDAA" wp14:editId="3B16E728">
+          <wp:anchor distT="0" distB="0" distL="114300" distR="114300" simplePos="0" relativeHeight="252032000" behindDoc="0" locked="0" layoutInCell="1" allowOverlap="1" wp14:anchorId="0AD5FDAA" wp14:editId="6249A8BB">
             <wp:simplePos x="0" y="0"/>
             <wp:positionH relativeFrom="column">
               <wp:posOffset>26670</wp:posOffset>
@@ -8638,7 +8778,7 @@
               <wp:posOffset>301625</wp:posOffset>
             </wp:positionV>
             <wp:extent cx="5092700" cy="5256530"/>
-            <wp:effectExtent l="0" t="0" r="0" b="1270"/>
+            <wp:effectExtent l="0" t="0" r="0" b="9525"/>
             <wp:wrapTopAndBottom/>
             <wp:docPr id="1" name="Picture 1"/>
             <wp:cNvGraphicFramePr>
@@ -8696,7 +8836,7 @@
           <w:b/>
           <w:bCs/>
         </w:rPr>
-        <w:t>Workflow Barang Keluar Lintas Saluran (Sistem Berjalan)</w:t>
+        <w:t>Workflow Barang Keluar Lintas Saluran (Berjalan)</w:t>
       </w:r>
       <w:r>
         <w:rPr>
@@ -8738,16 +8878,7 @@
           <w:i/>
           <w:iCs/>
         </w:rPr>
-        <w:t>sta</w:t>
-      </w:r>
-      <w:bookmarkStart w:id="33" w:name="_GoBack"/>
-      <w:bookmarkEnd w:id="33"/>
-      <w:r>
-        <w:rPr>
-          <w:i/>
-          <w:iCs/>
-        </w:rPr>
-        <w:t>nd-alone</w:t>
+        <w:t>stand-alone</w:t>
       </w:r>
       <w:r>
         <w:t>) dan sangat bergantung pada proses manual. Alur kerja terbagi berdasarkan dua jalur pembelian pelanggan:</w:t>
@@ -8841,7 +8972,7 @@
           <w:noProof/>
         </w:rPr>
         <w:drawing>
-          <wp:anchor distT="0" distB="0" distL="114300" distR="114300" simplePos="0" relativeHeight="252033024" behindDoc="0" locked="0" layoutInCell="1" allowOverlap="1" wp14:anchorId="0AB267D8" wp14:editId="52BC36B4">
+          <wp:anchor distT="0" distB="0" distL="114300" distR="114300" simplePos="0" relativeHeight="252033024" behindDoc="0" locked="0" layoutInCell="1" allowOverlap="1" wp14:anchorId="0AB267D8" wp14:editId="4BE7ACD1">
             <wp:simplePos x="0" y="0"/>
             <wp:positionH relativeFrom="column">
               <wp:posOffset>388265</wp:posOffset>
@@ -8850,7 +8981,7 @@
               <wp:posOffset>306070</wp:posOffset>
             </wp:positionV>
             <wp:extent cx="4556760" cy="5858510"/>
-            <wp:effectExtent l="0" t="0" r="0" b="8890"/>
+            <wp:effectExtent l="0" t="0" r="6350" b="0"/>
             <wp:wrapTopAndBottom/>
             <wp:docPr id="2" name="Picture 2"/>
             <wp:cNvGraphicFramePr>
@@ -8907,7 +9038,7 @@
           <w:b/>
           <w:bCs/>
         </w:rPr>
-        <w:t>Workflow Barang Masuk (Sistem Berjalan)</w:t>
+        <w:t>Workflow Barang Masuk (Berjalan)</w:t>
       </w:r>
       <w:r>
         <w:rPr>
@@ -9126,16 +9257,16 @@
         </w:rPr>
         <w:lastRenderedPageBreak/>
         <w:drawing>
-          <wp:anchor distT="0" distB="0" distL="114300" distR="114300" simplePos="0" relativeHeight="252034048" behindDoc="0" locked="0" layoutInCell="1" allowOverlap="1" wp14:anchorId="24309F9C" wp14:editId="172D22F8">
+          <wp:anchor distT="0" distB="0" distL="114300" distR="114300" simplePos="0" relativeHeight="252034048" behindDoc="0" locked="0" layoutInCell="1" allowOverlap="1" wp14:anchorId="24309F9C" wp14:editId="0D22452B">
             <wp:simplePos x="0" y="0"/>
             <wp:positionH relativeFrom="column">
-              <wp:posOffset>-664210</wp:posOffset>
+              <wp:posOffset>-385445</wp:posOffset>
             </wp:positionH>
             <wp:positionV relativeFrom="paragraph">
-              <wp:posOffset>280670</wp:posOffset>
+              <wp:posOffset>272415</wp:posOffset>
             </wp:positionV>
-            <wp:extent cx="6081395" cy="5103495"/>
-            <wp:effectExtent l="0" t="0" r="0" b="1905"/>
+            <wp:extent cx="6214110" cy="7981950"/>
+            <wp:effectExtent l="0" t="0" r="0" b="0"/>
             <wp:wrapTopAndBottom/>
             <wp:docPr id="6" name="Picture 6"/>
             <wp:cNvGraphicFramePr>
@@ -9158,7 +9289,6 @@
                         </a:ext>
                       </a:extLst>
                     </a:blip>
-                    <a:srcRect/>
                     <a:stretch>
                       <a:fillRect/>
                     </a:stretch>
@@ -9166,7 +9296,7 @@
                   <pic:spPr bwMode="auto">
                     <a:xfrm>
                       <a:off x="0" y="0"/>
-                      <a:ext cx="6081395" cy="5103495"/>
+                      <a:ext cx="6214110" cy="7981950"/>
                     </a:xfrm>
                     <a:prstGeom prst="rect">
                       <a:avLst/>
@@ -9209,6 +9339,7 @@
         <w:rPr>
           <w:b/>
         </w:rPr>
+        <w:lastRenderedPageBreak/>
         <w:t>Deskripsi:</w:t>
       </w:r>
     </w:p>
@@ -9256,27 +9387,13 @@
         <w:t>Aktivitas Transaksi Lintas Saluran:</w:t>
       </w:r>
       <w:r>
-        <w:t xml:space="preserve"> Transaksi diawali dari dua titik yang berbeda. Pelanggan daring memilih produk (lengkap dengan opsi </w:t>
-      </w:r>
-      <w:r>
-        <w:rPr>
-          <w:i/>
-          <w:iCs/>
-        </w:rPr>
-        <w:t>Pick-up in Store</w:t>
-      </w:r>
-      <w:r>
-        <w:t xml:space="preserve"> atau kurir) dan menyelesaikannya melalui </w:t>
-      </w:r>
-      <w:r>
-        <w:rPr>
-          <w:i/>
-          <w:iCs/>
-        </w:rPr>
-        <w:t>Payment Gateway</w:t>
-      </w:r>
-      <w:r>
-        <w:t>. Di saat yang sama, transaksi luring dilayani melalui input terminal POS di toko. Kedua jalur pesanan ini akan diteruskan ke dalam satu gerbang pemrosesan sistem.</w:t>
+        <w:t xml:space="preserve"> </w:t>
+      </w:r>
+      <w:r>
+        <w:t>Transaksi diawali dari dua titik berbeda: pelanggan daring memilih produk lengkap dengan opsi Pick-up in Store atau kurir, lalu menyelesaikannya melalui Payment Gateway, sementara transaksi luring dilayani melalui input terminal POS di toko. Kedua jalur ini bertemu pada satu gerbang pemrosesan sistem yang sama, di titik pertemuan inilah sistem menerapkan mekanisme penguncian baris data pada basis data stok, sehingga apabila terdapat dua transaksi yang memperebutkan sisa stok terakhir dari produk yang sama secara bersamaan, transaksi yang lebih dahulu diproses oleh basis data yang akan mendapatkan alokasi persediaan</w:t>
+      </w:r>
+      <w:r>
+        <w:t>.</w:t>
       </w:r>
     </w:p>
     <w:p>
@@ -9298,51 +9415,40 @@
         <w:rPr>
           <w:bCs/>
         </w:rPr>
-        <w:lastRenderedPageBreak/>
         <w:t>Pemrosesan Sistem (Otomatisasi):</w:t>
       </w:r>
       <w:r>
-        <w:t xml:space="preserve"> Sistem secara otomatis menghitung konversi multi-satuan (</w:t>
+        <w:t xml:space="preserve"> </w:t>
+      </w:r>
+      <w:r>
+        <w:t xml:space="preserve">Sistem menghitung konversi multi-satuan secara otomatis, kemudian menjalankan fungsi penyaringan logika: apabila barang berupa obat, sistem mengalokasikan pemotongan persediaan pada batch </w:t>
       </w:r>
       <w:r>
         <w:rPr>
           <w:i/>
-          <w:iCs/>
-        </w:rPr>
-        <w:t>Dual-UOM</w:t>
-      </w:r>
-      <w:r>
-        <w:t>) dari pesanan yang masuk. Selanjutnya, sistem menjalankan fungsi penyaringan logika (</w:t>
+        </w:rPr>
+        <w:t>FEFO</w:t>
+      </w:r>
+      <w:r>
+        <w:t xml:space="preserve"> terdekat, apabila barang berupa alat kesehatan, stok diproses tanpa logika </w:t>
       </w:r>
       <w:r>
         <w:rPr>
           <w:i/>
-          <w:iCs/>
-        </w:rPr>
-        <w:t>gateway</w:t>
-      </w:r>
-      <w:r>
-        <w:t xml:space="preserve">): apabila barang berupa obat, sistem akan mengalokasikan pemotongan persediaan pada </w:t>
-      </w:r>
-      <w:r>
-        <w:rPr>
-          <w:i/>
-          <w:iCs/>
-        </w:rPr>
-        <w:t>Batch</w:t>
-      </w:r>
-      <w:r>
-        <w:t xml:space="preserve"> FEFO terdekat. Jika barang berupa alat kesehatan, stok akan dipotong secara normal. Proses ini merekam riwayat transaksi dan memotong persediaan utama secara </w:t>
-      </w:r>
-      <w:r>
-        <w:rPr>
-          <w:i/>
-          <w:iCs/>
-        </w:rPr>
-        <w:t>real-time</w:t>
-      </w:r>
-      <w:r>
-        <w:t>.</w:t>
+        </w:rPr>
+        <w:t>FEFO</w:t>
+      </w:r>
+      <w:r>
+        <w:t xml:space="preserve">. </w:t>
+      </w:r>
+      <w:r>
+        <w:t>Kedua jalur pemotongan tersebut kemudian divalidasi kembali oleh sistem sebelum dilanjutkan ke pemeriksaan metode pengambilan pesanan.</w:t>
+      </w:r>
+      <w:r>
+        <w:t xml:space="preserve"> </w:t>
+      </w:r>
+      <w:r>
+        <w:t>Sistem selanjutnya memeriksa metode pengambilan pesanan. Untuk pesanan dengan opsi Pick-up in Store, sistem terlebih dahulu mengunci stok secara sementara (status Reserved) sambil menunggu pelanggan datang ke toko, dan baru mengubah status tersebut menjadi terjual permanen sekaligus mencatatnya ke Kartu Stok setelah barang benar-benar diserahkan. Untuk pesanan yang dikirim kurir maupun transaksi di toko fisik, pemotongan persediaan utama dan pencatatan riwayat dilakukan seketika (real-time) karena barang sudah berpindah tangan pada saat itu juga.</w:t>
       </w:r>
     </w:p>
     <w:p>
@@ -9360,21 +9466,23 @@
           <w:b/>
         </w:rPr>
       </w:pPr>
+      <w:bookmarkStart w:id="33" w:name="_GoBack"/>
       <w:r>
         <w:rPr>
           <w:noProof/>
         </w:rPr>
+        <w:lastRenderedPageBreak/>
         <w:drawing>
-          <wp:anchor distT="0" distB="0" distL="114300" distR="114300" simplePos="0" relativeHeight="252035072" behindDoc="0" locked="0" layoutInCell="1" allowOverlap="1" wp14:anchorId="4BF4BA62" wp14:editId="3796FF7A">
+          <wp:anchor distT="0" distB="0" distL="114300" distR="114300" simplePos="0" relativeHeight="252035072" behindDoc="0" locked="0" layoutInCell="1" allowOverlap="1" wp14:anchorId="4BF4BA62" wp14:editId="3116251D">
             <wp:simplePos x="0" y="0"/>
             <wp:positionH relativeFrom="column">
-              <wp:posOffset>346075</wp:posOffset>
+              <wp:posOffset>-354965</wp:posOffset>
             </wp:positionH>
             <wp:positionV relativeFrom="paragraph">
-              <wp:posOffset>272754</wp:posOffset>
+              <wp:posOffset>281940</wp:posOffset>
             </wp:positionV>
-            <wp:extent cx="4771390" cy="6145530"/>
-            <wp:effectExtent l="0" t="0" r="0" b="7620"/>
+            <wp:extent cx="5974715" cy="7667625"/>
+            <wp:effectExtent l="19050" t="19050" r="26035" b="28575"/>
             <wp:wrapTopAndBottom/>
             <wp:docPr id="8" name="Picture 8"/>
             <wp:cNvGraphicFramePr>
@@ -9390,14 +9498,13 @@
                     </pic:cNvPicPr>
                   </pic:nvPicPr>
                   <pic:blipFill>
-                    <a:blip r:embed="rId36" cstate="print">
+                    <a:blip r:embed="rId36">
                       <a:extLst>
                         <a:ext uri="{28A0092B-C50C-407E-A947-70E740481C1C}">
                           <a14:useLocalDpi xmlns:a14="http://schemas.microsoft.com/office/drawing/2010/main" val="0"/>
                         </a:ext>
                       </a:extLst>
                     </a:blip>
-                    <a:srcRect/>
                     <a:stretch>
                       <a:fillRect/>
                     </a:stretch>
@@ -9405,15 +9512,22 @@
                   <pic:spPr bwMode="auto">
                     <a:xfrm>
                       <a:off x="0" y="0"/>
-                      <a:ext cx="4771390" cy="6145530"/>
+                      <a:ext cx="5974715" cy="7667625"/>
                     </a:xfrm>
                     <a:prstGeom prst="rect">
                       <a:avLst/>
                     </a:prstGeom>
                     <a:noFill/>
                     <a:ln>
-                      <a:noFill/>
+                      <a:solidFill>
+                        <a:schemeClr val="tx1"/>
+                      </a:solidFill>
                     </a:ln>
+                    <a:extLst>
+                      <a:ext uri="{53640926-AAD7-44D8-BBD7-CCE9431645EC}">
+                        <a14:shadowObscured xmlns:a14="http://schemas.microsoft.com/office/drawing/2010/main"/>
+                      </a:ext>
+                    </a:extLst>
                   </pic:spPr>
                 </pic:pic>
               </a:graphicData>
@@ -9427,12 +9541,35 @@
           </wp:anchor>
         </w:drawing>
       </w:r>
+      <w:bookmarkEnd w:id="33"/>
       <w:r>
         <w:rPr>
           <w:b/>
         </w:rPr>
         <w:t xml:space="preserve">Workflow Barang Masuk &amp; Logistik (Sistem Usulan) </w:t>
       </w:r>
+    </w:p>
+    <w:p>
+      <w:pPr>
+        <w:pStyle w:val="ListParagraph"/>
+        <w:spacing w:line="360" w:lineRule="auto"/>
+        <w:ind w:left="851"/>
+        <w:jc w:val="both"/>
+        <w:rPr>
+          <w:b/>
+        </w:rPr>
+      </w:pPr>
+    </w:p>
+    <w:p>
+      <w:pPr>
+        <w:pStyle w:val="ListParagraph"/>
+        <w:spacing w:line="360" w:lineRule="auto"/>
+        <w:ind w:left="851"/>
+        <w:jc w:val="both"/>
+        <w:rPr>
+          <w:b/>
+        </w:rPr>
+      </w:pPr>
     </w:p>
     <w:p>
       <w:pPr>
@@ -13195,6 +13332,7 @@
   <w:style w:type="character" w:default="1" w:styleId="DefaultParagraphFont">
     <w:name w:val="Default Paragraph Font"/>
     <w:uiPriority w:val="1"/>
+    <w:semiHidden/>
     <w:unhideWhenUsed/>
   </w:style>
   <w:style w:type="table" w:default="1" w:styleId="TableNormal">
@@ -13971,7 +14109,7 @@
 </file>
 
 <file path=customXml/itemProps1.xml><?xml version="1.0" encoding="utf-8"?>
-<ds:datastoreItem xmlns:ds="http://schemas.openxmlformats.org/officeDocument/2006/customXml" ds:itemID="{B69119E7-E8B7-484C-982E-7AA68B55120C}">
+<ds:datastoreItem xmlns:ds="http://schemas.openxmlformats.org/officeDocument/2006/customXml" ds:itemID="{030A36A7-D3CA-4DAE-95FA-570C484B2E39}">
   <ds:schemaRefs>
     <ds:schemaRef ds:uri="http://schemas.openxmlformats.org/officeDocument/2006/bibliography"/>
   </ds:schemaRefs>
